--- a/Отчёт_Парван_ПР3.docx
+++ b/Отчёт_Парван_ПР3.docx
@@ -78,7 +78,7 @@
           <w:rFonts w:ascii="Times New Roman" w:hAnsi="Times New Roman"/>
           <w:sz w:val="26"/>
         </w:rPr>
-        <w:t>Выполнил студент: Парван Д.М.</w:t>
+        <w:t>Выполнил студент: Парван Е.Н.</w:t>
         <w:br/>
         <w:t>Группа: ИС-21</w:t>
         <w:br/>
